--- a/交互产品开发/Output/教案/教案_第10周_前沿动效组件融入.docx
+++ b/交互产品开发/Output/教案/教案_第10周_前沿动效组件融入.docx
@@ -322,7 +322,7 @@
                 <w:kern w:val="0"/>
                 <w:sz w:val="24"/>
               </w:rPr>
-              <w:t xml:space="preserve">2023级数字媒体艺术影视班：第 10 周，周三2-5节</w:t>
+              <w:t xml:space="preserve">2023级数字媒体艺术影视班：第 18 周，周四2-5节</w:t>
             </w:r>
           </w:p>
         </w:tc>
@@ -854,7 +854,7 @@
                 <w:kern w:val="0"/>
                 <w:sz w:val="24"/>
               </w:rPr>
-              <w:t xml:space="preserve">必读书目：</w:t>
+              <w:t xml:space="preserve">课前指定阅读教材与章节：</w:t>
             </w:r>
           </w:p>
           <w:p>
@@ -878,7 +878,7 @@
                 <w:kern w:val="0"/>
                 <w:sz w:val="24"/>
               </w:rPr>
-              <w:t xml:space="preserve">Yvonne Rogers, Helen Sharp, Jennifer Preece 著；刘晓晖 等译：交互设计：超越人机交互（原书第5版）[M]. 机械工业出版社, 2020.</w:t>
+              <w:t xml:space="preserve">《交互设计精髓 (About Face 4)》第十一章 编排与心流</w:t>
             </w:r>
           </w:p>
         </w:tc>

--- a/交互产品开发/Output/教案/教案_第10周_前沿动效组件融入.docx
+++ b/交互产品开发/Output/教案/教案_第10周_前沿动效组件融入.docx
@@ -36,8 +36,8 @@
       </w:tblPr>
       <w:tblGrid>
         <w:gridCol w:w="1246"/>
-        <w:gridCol w:w="3894"/>
-        <w:gridCol w:w="3810"/>
+        <w:gridCol w:w="1740"/>
+        <w:gridCol w:w="5964"/>
       </w:tblGrid>
       <w:tr>
         <w:trPr>
@@ -66,15 +66,15 @@
               <w:jc w:val="center"/>
               <w:rPr>
                 <w:rFonts w:ascii="FangSong_GB2312" w:eastAsia="FangSong_GB2312" w:hAnsi="FangSong_GB2312" w:cs="FangSong_GB2312"/>
-                <w:color w:val="333333"/>
-                <w:kern w:val="0"/>
-                <w:sz w:val="24"/>
-              </w:rPr>
-            </w:pPr>
-            <w:r>
-              <w:rPr>
-                <w:rFonts w:ascii="FangSong_GB2312" w:eastAsia="FangSong_GB2312" w:hAnsi="FangSong_GB2312" w:cs="FangSong_GB2312" w:hint="eastAsia"/>
-                <w:color w:val="FF0000"/>
+                <w:color w:val="000000"/>
+                <w:kern w:val="0"/>
+                <w:sz w:val="24"/>
+              </w:rPr>
+            </w:pPr>
+            <w:r>
+              <w:rPr>
+                <w:rFonts w:ascii="FangSong_GB2312" w:eastAsia="FangSong_GB2312" w:hAnsi="FangSong_GB2312" w:cs="FangSong_GB2312" w:hint="eastAsia"/>
+                <w:color w:val="000000"/>
                 <w:kern w:val="0"/>
                 <w:sz w:val="24"/>
               </w:rPr>
@@ -106,19 +106,19 @@
               <w:jc w:val="center"/>
               <w:rPr>
                 <w:rFonts w:ascii="FangSong_GB2312" w:eastAsia="FangSong_GB2312" w:hAnsi="FangSong_GB2312" w:cs="FangSong_GB2312"/>
-                <w:color w:val="333333"/>
-                <w:kern w:val="0"/>
-                <w:sz w:val="24"/>
-              </w:rPr>
-            </w:pPr>
-            <w:r>
-              <w:rPr>
-                <w:rFonts w:ascii="FangSong_GB2312" w:eastAsia="FangSong_GB2312" w:hAnsi="FangSong_GB2312" w:cs="FangSong_GB2312" w:hint="eastAsia"/>
-                <w:color w:val="FF0000"/>
-                <w:kern w:val="0"/>
-                <w:sz w:val="24"/>
-              </w:rPr>
-              <w:t xml:space="preserve">项目十  前沿动效组件融入</w:t>
+                <w:color w:val="000000"/>
+                <w:kern w:val="0"/>
+                <w:sz w:val="24"/>
+              </w:rPr>
+            </w:pPr>
+            <w:r>
+              <w:rPr>
+                <w:rFonts w:ascii="FangSong_GB2312" w:eastAsia="FangSong_GB2312" w:hAnsi="FangSong_GB2312" w:cs="FangSong_GB2312" w:hint="eastAsia"/>
+                <w:color w:val="000000"/>
+                <w:kern w:val="0"/>
+                <w:sz w:val="24"/>
+              </w:rPr>
+              <w:t xml:space="preserve">第10章  前沿动效组件融入</w:t>
             </w:r>
           </w:p>
         </w:tc>
@@ -150,15 +150,15 @@
               <w:jc w:val="center"/>
               <w:rPr>
                 <w:rFonts w:ascii="FangSong_GB2312" w:eastAsia="FangSong_GB2312" w:hAnsi="FangSong_GB2312" w:cs="FangSong_GB2312"/>
-                <w:color w:val="333333"/>
-                <w:kern w:val="0"/>
-                <w:sz w:val="24"/>
-              </w:rPr>
-            </w:pPr>
-            <w:r>
-              <w:rPr>
-                <w:rFonts w:ascii="FangSong_GB2312" w:eastAsia="FangSong_GB2312" w:hAnsi="FangSong_GB2312" w:cs="FangSong_GB2312" w:hint="eastAsia"/>
-                <w:color w:val="FF0000"/>
+                <w:color w:val="000000"/>
+                <w:kern w:val="0"/>
+                <w:sz w:val="24"/>
+              </w:rPr>
+            </w:pPr>
+            <w:r>
+              <w:rPr>
+                <w:rFonts w:ascii="FangSong_GB2312" w:eastAsia="FangSong_GB2312" w:hAnsi="FangSong_GB2312" w:cs="FangSong_GB2312" w:hint="eastAsia"/>
+                <w:color w:val="000000"/>
                 <w:kern w:val="0"/>
                 <w:sz w:val="24"/>
               </w:rPr>
@@ -190,19 +190,19 @@
               <w:jc w:val="center"/>
               <w:rPr>
                 <w:rFonts w:ascii="FangSong_GB2312" w:eastAsia="FangSong_GB2312" w:hAnsi="FangSong_GB2312" w:cs="FangSong_GB2312"/>
-                <w:color w:val="333333"/>
-                <w:kern w:val="0"/>
-                <w:sz w:val="24"/>
-              </w:rPr>
-            </w:pPr>
-            <w:r>
-              <w:rPr>
-                <w:rFonts w:ascii="FangSong_GB2312" w:eastAsia="FangSong_GB2312" w:hAnsi="FangSong_GB2312" w:cs="FangSong_GB2312" w:hint="eastAsia"/>
-                <w:color w:val="FF0000"/>
-                <w:kern w:val="0"/>
-                <w:sz w:val="24"/>
-              </w:rPr>
-              <w:t xml:space="preserve">10.1 前端交互特效融合机制；微观反馈的理论支撑</w:t>
+                <w:color w:val="000000"/>
+                <w:kern w:val="0"/>
+                <w:sz w:val="24"/>
+              </w:rPr>
+            </w:pPr>
+            <w:r>
+              <w:rPr>
+                <w:rFonts w:ascii="FangSong_GB2312" w:eastAsia="FangSong_GB2312" w:hAnsi="FangSong_GB2312" w:cs="FangSong_GB2312" w:hint="eastAsia"/>
+                <w:color w:val="000000"/>
+                <w:kern w:val="0"/>
+                <w:sz w:val="24"/>
+              </w:rPr>
+              <w:t xml:space="preserve">10.1 前端交互特效融合机制与实操；微观反馈的理论支撑</w:t>
             </w:r>
           </w:p>
           <w:p>
@@ -213,15 +213,15 @@
               <w:jc w:val="center"/>
               <w:rPr>
                 <w:rFonts w:ascii="FangSong_GB2312" w:eastAsia="FangSong_GB2312" w:hAnsi="FangSong_GB2312" w:cs="FangSong_GB2312"/>
-                <w:color w:val="333333"/>
-                <w:kern w:val="0"/>
-                <w:sz w:val="24"/>
-              </w:rPr>
-            </w:pPr>
-            <w:r>
-              <w:rPr>
-                <w:rFonts w:ascii="FangSong_GB2312" w:eastAsia="FangSong_GB2312" w:hAnsi="FangSong_GB2312" w:cs="FangSong_GB2312" w:hint="eastAsia"/>
-                <w:color w:val="FF0000"/>
+                <w:color w:val="000000"/>
+                <w:kern w:val="0"/>
+                <w:sz w:val="24"/>
+              </w:rPr>
+            </w:pPr>
+            <w:r>
+              <w:rPr>
+                <w:rFonts w:ascii="FangSong_GB2312" w:eastAsia="FangSong_GB2312" w:hAnsi="FangSong_GB2312" w:cs="FangSong_GB2312" w:hint="eastAsia"/>
+                <w:color w:val="000000"/>
                 <w:kern w:val="0"/>
                 <w:sz w:val="24"/>
               </w:rPr>
@@ -965,7 +965,7 @@
                 <w:kern w:val="0"/>
                 <w:sz w:val="24"/>
               </w:rPr>
-              <w:t xml:space="preserve">理论讲授、优秀动效组件赏析、AI 驱动特效接入实拍</w:t>
+              <w:t xml:space="preserve">项目导引、优秀动效组件赏析、AI 驱动特效接入实拍</w:t>
             </w:r>
           </w:p>
         </w:tc>
@@ -1020,7 +1020,7 @@
         </w:tc>
         <w:tc>
           <w:tcPr>
-            <w:tcW w:w="3894" w:type="dxa"/>
+            <w:tcW w:w="1740" w:type="dxa"/>
             <w:tcBorders>
               <w:top w:val="single" w:sz="4" w:space="0" w:color="auto"/>
               <w:left w:val="single" w:sz="4" w:space="0" w:color="auto"/>
@@ -1055,7 +1055,7 @@
         </w:tc>
         <w:tc>
           <w:tcPr>
-            <w:tcW w:w="3810" w:type="dxa"/>
+            <w:tcW w:w="5964" w:type="dxa"/>
             <w:tcBorders>
               <w:top w:val="single" w:sz="4" w:space="0" w:color="auto"/>
               <w:left w:val="single" w:sz="4" w:space="0" w:color="auto"/>
@@ -1115,7 +1115,7 @@
         </w:tc>
         <w:tc>
           <w:tcPr>
-            <w:tcW w:w="3894" w:type="dxa"/>
+            <w:tcW w:w="1740" w:type="dxa"/>
             <w:tcBorders>
               <w:top w:val="single" w:sz="4" w:space="0" w:color="auto"/>
               <w:left w:val="single" w:sz="4" w:space="0" w:color="auto"/>
@@ -1150,7 +1150,7 @@
         </w:tc>
         <w:tc>
           <w:tcPr>
-            <w:tcW w:w="3810" w:type="dxa"/>
+            <w:tcW w:w="5964" w:type="dxa"/>
             <w:tcBorders>
               <w:top w:val="single" w:sz="4" w:space="0" w:color="auto"/>
               <w:left w:val="single" w:sz="4" w:space="0" w:color="auto"/>
@@ -1180,47 +1180,87 @@
                 <w:kern w:val="0"/>
                 <w:sz w:val="24"/>
               </w:rPr>
-              <w:t xml:space="preserve">【教学组织】回顾 W09 AI 壳层生成成果，引出视觉增强需求</w:t>
-            </w:r>
-          </w:p>
-          <w:p>
-            <w:pPr>
-              <w:widowControl/>
-              <w:spacing w:line="400" w:lineRule="exact"/>
-              <w:jc w:val="left"/>
-              <w:rPr>
-                <w:rFonts w:ascii="FangSong_GB2312" w:eastAsia="FangSong_GB2312" w:hAnsi="FangSong_GB2312" w:cs="FangSong_GB2312"/>
-                <w:kern w:val="0"/>
-                <w:sz w:val="24"/>
-              </w:rPr>
-            </w:pPr>
-            <w:r>
-              <w:rPr>
-                <w:rFonts w:ascii="FangSong_GB2312" w:eastAsia="FangSong_GB2312" w:hAnsi="FangSong_GB2312" w:cs="FangSong_GB2312" w:hint="eastAsia"/>
-                <w:kern w:val="0"/>
-                <w:sz w:val="24"/>
-              </w:rPr>
-              <w:t xml:space="preserve">【教学方法】理论讲授、优秀动效组件赏析、AI 驱动特效接入实拍</w:t>
-            </w:r>
-          </w:p>
-          <w:p>
-            <w:pPr>
-              <w:widowControl/>
-              <w:spacing w:line="400" w:lineRule="exact"/>
-              <w:jc w:val="left"/>
-              <w:rPr>
-                <w:rFonts w:ascii="FangSong_GB2312" w:eastAsia="FangSong_GB2312" w:hAnsi="FangSong_GB2312" w:cs="FangSong_GB2312"/>
-                <w:kern w:val="0"/>
-                <w:sz w:val="24"/>
-              </w:rPr>
-            </w:pPr>
-            <w:r>
-              <w:rPr>
-                <w:rFonts w:ascii="FangSong_GB2312" w:eastAsia="FangSong_GB2312" w:hAnsi="FangSong_GB2312" w:cs="FangSong_GB2312" w:hint="eastAsia"/>
-                <w:kern w:val="0"/>
-                <w:sz w:val="24"/>
-              </w:rPr>
-              <w:t xml:space="preserve">【时间安排】约10分钟（0.2理论学时）</w:t>
+              <w:t xml:space="preserve">【教学组织】上次课知识回顾:</w:t>
+            </w:r>
+          </w:p>
+          <w:p>
+            <w:pPr>
+              <w:widowControl/>
+              <w:spacing w:line="400" w:lineRule="exact"/>
+              <w:jc w:val="left"/>
+              <w:rPr>
+                <w:rFonts w:ascii="FangSong_GB2312" w:eastAsia="FangSong_GB2312" w:hAnsi="FangSong_GB2312" w:cs="FangSong_GB2312"/>
+                <w:kern w:val="0"/>
+                <w:sz w:val="24"/>
+              </w:rPr>
+            </w:pPr>
+            <w:r>
+              <w:rPr>
+                <w:rFonts w:ascii="FangSong_GB2312" w:eastAsia="FangSong_GB2312" w:hAnsi="FangSong_GB2312" w:cs="FangSong_GB2312" w:hint="eastAsia"/>
+                <w:kern w:val="0"/>
+                <w:sz w:val="24"/>
+              </w:rPr>
+              <w:t xml:space="preserve">1. 回顾 W09 AI 壳层生成成果，引出视觉增强需求</w:t>
+            </w:r>
+          </w:p>
+          <w:p>
+            <w:pPr>
+              <w:widowControl/>
+              <w:spacing w:line="400" w:lineRule="exact"/>
+              <w:jc w:val="left"/>
+              <w:rPr>
+                <w:rFonts w:ascii="FangSong_GB2312" w:eastAsia="FangSong_GB2312" w:hAnsi="FangSong_GB2312" w:cs="FangSong_GB2312"/>
+                <w:kern w:val="0"/>
+                <w:sz w:val="24"/>
+              </w:rPr>
+            </w:pPr>
+            <w:r>
+              <w:rPr>
+                <w:rFonts w:ascii="FangSong_GB2312" w:eastAsia="FangSong_GB2312" w:hAnsi="FangSong_GB2312" w:cs="FangSong_GB2312" w:hint="eastAsia"/>
+                <w:kern w:val="0"/>
+                <w:sz w:val="24"/>
+              </w:rPr>
+              <w:t xml:space="preserve">2. 检查学生对前置知识的掌握情况，建立新旧知识的逻辑桥梁。</w:t>
+            </w:r>
+          </w:p>
+          <w:p>
+            <w:pPr>
+              <w:widowControl/>
+              <w:spacing w:line="400" w:lineRule="exact"/>
+              <w:jc w:val="left"/>
+              <w:rPr>
+                <w:rFonts w:ascii="FangSong_GB2312" w:eastAsia="FangSong_GB2312" w:hAnsi="FangSong_GB2312" w:cs="FangSong_GB2312"/>
+                <w:kern w:val="0"/>
+                <w:sz w:val="24"/>
+              </w:rPr>
+            </w:pPr>
+            <w:r>
+              <w:rPr>
+                <w:rFonts w:ascii="FangSong_GB2312" w:eastAsia="FangSong_GB2312" w:hAnsi="FangSong_GB2312" w:cs="FangSong_GB2312" w:hint="eastAsia"/>
+                <w:kern w:val="0"/>
+                <w:sz w:val="24"/>
+              </w:rPr>
+              <w:t xml:space="preserve">【教学方法】项目导引、优秀动效组件赏析、AI 驱动特效接入实拍</w:t>
+            </w:r>
+          </w:p>
+          <w:p>
+            <w:pPr>
+              <w:widowControl/>
+              <w:spacing w:line="400" w:lineRule="exact"/>
+              <w:jc w:val="left"/>
+              <w:rPr>
+                <w:rFonts w:ascii="FangSong_GB2312" w:eastAsia="FangSong_GB2312" w:hAnsi="FangSong_GB2312" w:cs="FangSong_GB2312"/>
+                <w:kern w:val="0"/>
+                <w:sz w:val="24"/>
+              </w:rPr>
+            </w:pPr>
+            <w:r>
+              <w:rPr>
+                <w:rFonts w:ascii="FangSong_GB2312" w:eastAsia="FangSong_GB2312" w:hAnsi="FangSong_GB2312" w:cs="FangSong_GB2312" w:hint="eastAsia"/>
+                <w:kern w:val="0"/>
+                <w:sz w:val="24"/>
+              </w:rPr>
+              <w:t xml:space="preserve">【时间安排】约10分钟（0.2实践学时）</w:t>
             </w:r>
           </w:p>
           <w:p>
@@ -1271,7 +1311,7 @@
         </w:tc>
         <w:tc>
           <w:tcPr>
-            <w:tcW w:w="3894" w:type="dxa"/>
+            <w:tcW w:w="1740" w:type="dxa"/>
             <w:tcBorders>
               <w:top w:val="single" w:sz="4" w:space="0" w:color="auto"/>
               <w:left w:val="single" w:sz="4" w:space="0" w:color="auto"/>
@@ -1307,7 +1347,7 @@
         </w:tc>
         <w:tc>
           <w:tcPr>
-            <w:tcW w:w="3810" w:type="dxa"/>
+            <w:tcW w:w="5964" w:type="dxa"/>
             <w:tcBorders>
               <w:top w:val="single" w:sz="4" w:space="0" w:color="auto"/>
               <w:left w:val="single" w:sz="4" w:space="0" w:color="auto"/>
@@ -1337,47 +1377,107 @@
                 <w:kern w:val="0"/>
                 <w:sz w:val="24"/>
               </w:rPr>
-              <w:t xml:space="preserve">【教学组织】播放同一应用的无动效版与精雕动效版录屏对比，感受微交互的生命力差异</w:t>
-            </w:r>
-          </w:p>
-          <w:p>
-            <w:pPr>
-              <w:widowControl/>
-              <w:spacing w:line="400" w:lineRule="exact"/>
-              <w:jc w:val="left"/>
-              <w:rPr>
-                <w:rFonts w:ascii="FangSong_GB2312" w:eastAsia="FangSong_GB2312" w:hAnsi="FangSong_GB2312" w:cs="FangSong_GB2312"/>
-                <w:kern w:val="0"/>
-                <w:sz w:val="24"/>
-              </w:rPr>
-            </w:pPr>
-            <w:r>
-              <w:rPr>
-                <w:rFonts w:ascii="FangSong_GB2312" w:eastAsia="FangSong_GB2312" w:hAnsi="FangSong_GB2312" w:cs="FangSong_GB2312" w:hint="eastAsia"/>
-                <w:kern w:val="0"/>
-                <w:sz w:val="24"/>
-              </w:rPr>
-              <w:t xml:space="preserve">【教学方法】理论讲授、优秀动效组件赏析、AI 驱动特效接入实拍</w:t>
-            </w:r>
-          </w:p>
-          <w:p>
-            <w:pPr>
-              <w:widowControl/>
-              <w:spacing w:line="400" w:lineRule="exact"/>
-              <w:jc w:val="left"/>
-              <w:rPr>
-                <w:rFonts w:ascii="FangSong_GB2312" w:eastAsia="FangSong_GB2312" w:hAnsi="FangSong_GB2312" w:cs="FangSong_GB2312"/>
-                <w:kern w:val="0"/>
-                <w:sz w:val="24"/>
-              </w:rPr>
-            </w:pPr>
-            <w:r>
-              <w:rPr>
-                <w:rFonts w:ascii="FangSong_GB2312" w:eastAsia="FangSong_GB2312" w:hAnsi="FangSong_GB2312" w:cs="FangSong_GB2312" w:hint="eastAsia"/>
-                <w:kern w:val="0"/>
-                <w:sz w:val="24"/>
-              </w:rPr>
-              <w:t xml:space="preserve">【时间安排】约10分钟（0.2理论学时）</w:t>
+              <w:t xml:space="preserve">【教学组织】课程情境导入:</w:t>
+            </w:r>
+          </w:p>
+          <w:p>
+            <w:pPr>
+              <w:widowControl/>
+              <w:spacing w:line="400" w:lineRule="exact"/>
+              <w:jc w:val="left"/>
+              <w:rPr>
+                <w:rFonts w:ascii="FangSong_GB2312" w:eastAsia="FangSong_GB2312" w:hAnsi="FangSong_GB2312" w:cs="FangSong_GB2312"/>
+                <w:kern w:val="0"/>
+                <w:sz w:val="24"/>
+              </w:rPr>
+            </w:pPr>
+            <w:r>
+              <w:rPr>
+                <w:rFonts w:ascii="FangSong_GB2312" w:eastAsia="FangSong_GB2312" w:hAnsi="FangSong_GB2312" w:cs="FangSong_GB2312" w:hint="eastAsia"/>
+                <w:kern w:val="0"/>
+                <w:sz w:val="24"/>
+              </w:rPr>
+              <w:t xml:space="preserve">1. 播放同一应用的无动效版与精雕动效版录屏对比，感受微交互的生命力差异</w:t>
+            </w:r>
+          </w:p>
+          <w:p>
+            <w:pPr>
+              <w:widowControl/>
+              <w:spacing w:line="400" w:lineRule="exact"/>
+              <w:jc w:val="left"/>
+              <w:rPr>
+                <w:rFonts w:ascii="FangSong_GB2312" w:eastAsia="FangSong_GB2312" w:hAnsi="FangSong_GB2312" w:cs="FangSong_GB2312"/>
+                <w:kern w:val="0"/>
+                <w:sz w:val="24"/>
+              </w:rPr>
+            </w:pPr>
+            <w:r>
+              <w:rPr>
+                <w:rFonts w:ascii="FangSong_GB2312" w:eastAsia="FangSong_GB2312" w:hAnsi="FangSong_GB2312" w:cs="FangSong_GB2312" w:hint="eastAsia"/>
+                <w:kern w:val="0"/>
+                <w:sz w:val="24"/>
+              </w:rPr>
+              <w:t xml:space="preserve">2. 明确本节课核心聚焦点：微交互反馈的作用机制与创意动效代码的组件级融合方法</w:t>
+            </w:r>
+          </w:p>
+          <w:p>
+            <w:pPr>
+              <w:widowControl/>
+              <w:spacing w:line="400" w:lineRule="exact"/>
+              <w:jc w:val="left"/>
+              <w:rPr>
+                <w:rFonts w:ascii="FangSong_GB2312" w:eastAsia="FangSong_GB2312" w:hAnsi="FangSong_GB2312" w:cs="FangSong_GB2312"/>
+                <w:kern w:val="0"/>
+                <w:sz w:val="24"/>
+              </w:rPr>
+            </w:pPr>
+            <w:r>
+              <w:rPr>
+                <w:rFonts w:ascii="FangSong_GB2312" w:eastAsia="FangSong_GB2312" w:hAnsi="FangSong_GB2312" w:cs="FangSong_GB2312" w:hint="eastAsia"/>
+                <w:kern w:val="0"/>
+                <w:sz w:val="24"/>
+              </w:rPr>
+              <w:t xml:space="preserve">3. 激发学生学习动机与探索兴趣。</w:t>
+            </w:r>
+          </w:p>
+          <w:p>
+            <w:pPr>
+              <w:widowControl/>
+              <w:spacing w:line="400" w:lineRule="exact"/>
+              <w:jc w:val="left"/>
+              <w:rPr>
+                <w:rFonts w:ascii="FangSong_GB2312" w:eastAsia="FangSong_GB2312" w:hAnsi="FangSong_GB2312" w:cs="FangSong_GB2312"/>
+                <w:kern w:val="0"/>
+                <w:sz w:val="24"/>
+              </w:rPr>
+            </w:pPr>
+            <w:r>
+              <w:rPr>
+                <w:rFonts w:ascii="FangSong_GB2312" w:eastAsia="FangSong_GB2312" w:hAnsi="FangSong_GB2312" w:cs="FangSong_GB2312" w:hint="eastAsia"/>
+                <w:kern w:val="0"/>
+                <w:sz w:val="24"/>
+              </w:rPr>
+              <w:t xml:space="preserve">【教学方法】项目导引、优秀动效组件赏析、AI 驱动特效接入实拍</w:t>
+            </w:r>
+          </w:p>
+          <w:p>
+            <w:pPr>
+              <w:widowControl/>
+              <w:spacing w:line="400" w:lineRule="exact"/>
+              <w:jc w:val="left"/>
+              <w:rPr>
+                <w:rFonts w:ascii="FangSong_GB2312" w:eastAsia="FangSong_GB2312" w:hAnsi="FangSong_GB2312" w:cs="FangSong_GB2312"/>
+                <w:kern w:val="0"/>
+                <w:sz w:val="24"/>
+              </w:rPr>
+            </w:pPr>
+            <w:r>
+              <w:rPr>
+                <w:rFonts w:ascii="FangSong_GB2312" w:eastAsia="FangSong_GB2312" w:hAnsi="FangSong_GB2312" w:cs="FangSong_GB2312" w:hint="eastAsia"/>
+                <w:kern w:val="0"/>
+                <w:sz w:val="24"/>
+              </w:rPr>
+              <w:t xml:space="preserve">【时间安排】约10分钟（0.2实践学时）</w:t>
             </w:r>
           </w:p>
           <w:p>
@@ -1428,7 +1528,7 @@
         </w:tc>
         <w:tc>
           <w:tcPr>
-            <w:tcW w:w="3894" w:type="dxa"/>
+            <w:tcW w:w="1740" w:type="dxa"/>
             <w:tcBorders>
               <w:top w:val="single" w:sz="4" w:space="0" w:color="auto"/>
               <w:left w:val="single" w:sz="4" w:space="0" w:color="auto"/>
@@ -1457,13 +1557,21 @@
                 <w:kern w:val="0"/>
                 <w:sz w:val="24"/>
               </w:rPr>
-              <w:t>新课讲授</w:t>
-            </w:r>
-          </w:p>
-        </w:tc>
-        <w:tc>
-          <w:tcPr>
-            <w:tcW w:w="3810" w:type="dxa"/>
+              <w:t>新课</w:t>
+            </w:r>
+            <w:r>
+              <w:rPr>
+                <w:rFonts w:ascii="FangSong_GB2312" w:eastAsia="FangSong_GB2312" w:hAnsi="FangSong_GB2312" w:cs="FangSong_GB2312" w:hint="eastAsia"/>
+                <w:kern w:val="0"/>
+                <w:sz w:val="24"/>
+              </w:rPr>
+              <w:t>演示</w:t>
+            </w:r>
+          </w:p>
+        </w:tc>
+        <w:tc>
+          <w:tcPr>
+            <w:tcW w:w="5964" w:type="dxa"/>
             <w:tcBorders>
               <w:top w:val="single" w:sz="4" w:space="0" w:color="auto"/>
               <w:left w:val="single" w:sz="4" w:space="0" w:color="auto"/>
@@ -1493,47 +1601,127 @@
                 <w:kern w:val="0"/>
                 <w:sz w:val="24"/>
               </w:rPr>
-              <w:t xml:space="preserve">【教学组织】微交互反馈理论（Saffer 模型）、动效组件融合机制、AI 动效代码协作流</w:t>
-            </w:r>
-          </w:p>
-          <w:p>
-            <w:pPr>
-              <w:widowControl/>
-              <w:spacing w:line="400" w:lineRule="exact"/>
-              <w:jc w:val="left"/>
-              <w:rPr>
-                <w:rFonts w:ascii="FangSong_GB2312" w:eastAsia="FangSong_GB2312" w:hAnsi="FangSong_GB2312" w:cs="FangSong_GB2312"/>
-                <w:kern w:val="0"/>
-                <w:sz w:val="24"/>
-              </w:rPr>
-            </w:pPr>
-            <w:r>
-              <w:rPr>
-                <w:rFonts w:ascii="FangSong_GB2312" w:eastAsia="FangSong_GB2312" w:hAnsi="FangSong_GB2312" w:cs="FangSong_GB2312" w:hint="eastAsia"/>
-                <w:kern w:val="0"/>
-                <w:sz w:val="24"/>
-              </w:rPr>
-              <w:t xml:space="preserve">【教学方法】理论讲授、优秀动效组件赏析、AI 驱动特效接入实拍</w:t>
-            </w:r>
-          </w:p>
-          <w:p>
-            <w:pPr>
-              <w:widowControl/>
-              <w:spacing w:line="400" w:lineRule="exact"/>
-              <w:jc w:val="left"/>
-              <w:rPr>
-                <w:rFonts w:ascii="FangSong_GB2312" w:eastAsia="FangSong_GB2312" w:hAnsi="FangSong_GB2312" w:cs="FangSong_GB2312"/>
-                <w:kern w:val="0"/>
-                <w:sz w:val="24"/>
-              </w:rPr>
-            </w:pPr>
-            <w:r>
-              <w:rPr>
-                <w:rFonts w:ascii="FangSong_GB2312" w:eastAsia="FangSong_GB2312" w:hAnsi="FangSong_GB2312" w:cs="FangSong_GB2312" w:hint="eastAsia"/>
-                <w:kern w:val="0"/>
-                <w:sz w:val="24"/>
-              </w:rPr>
-              <w:t xml:space="preserve">【时间安排】约70分钟（1.6理论学时）</w:t>
+              <w:t xml:space="preserve">【教学组织】核心方法与实操解析:</w:t>
+            </w:r>
+          </w:p>
+          <w:p>
+            <w:pPr>
+              <w:widowControl/>
+              <w:spacing w:line="400" w:lineRule="exact"/>
+              <w:jc w:val="left"/>
+              <w:rPr>
+                <w:rFonts w:ascii="FangSong_GB2312" w:eastAsia="FangSong_GB2312" w:hAnsi="FangSong_GB2312" w:cs="FangSong_GB2312"/>
+                <w:kern w:val="0"/>
+                <w:sz w:val="24"/>
+              </w:rPr>
+            </w:pPr>
+            <w:r>
+              <w:rPr>
+                <w:rFonts w:ascii="FangSong_GB2312" w:eastAsia="FangSong_GB2312" w:hAnsi="FangSong_GB2312" w:cs="FangSong_GB2312" w:hint="eastAsia"/>
+                <w:kern w:val="0"/>
+                <w:sz w:val="24"/>
+              </w:rPr>
+              <w:t xml:space="preserve">1. 实训主线：微交互反馈理论（Saffer 模型）、动效组件融合机制、AI 动效代码协作流</w:t>
+            </w:r>
+          </w:p>
+          <w:p>
+            <w:pPr>
+              <w:widowControl/>
+              <w:spacing w:line="400" w:lineRule="exact"/>
+              <w:jc w:val="left"/>
+              <w:rPr>
+                <w:rFonts w:ascii="FangSong_GB2312" w:eastAsia="FangSong_GB2312" w:hAnsi="FangSong_GB2312" w:cs="FangSong_GB2312"/>
+                <w:kern w:val="0"/>
+                <w:sz w:val="24"/>
+              </w:rPr>
+            </w:pPr>
+            <w:r>
+              <w:rPr>
+                <w:rFonts w:ascii="FangSong_GB2312" w:eastAsia="FangSong_GB2312" w:hAnsi="FangSong_GB2312" w:cs="FangSong_GB2312" w:hint="eastAsia"/>
+                <w:kern w:val="0"/>
+                <w:sz w:val="24"/>
+              </w:rPr>
+              <w:t xml:space="preserve">2. 实践要点拆解：10.1 前端交互特效融合机制与实操；微观反馈的理论支撑 10.2 AI代码助手驱动实现跟随/粒子等基础创意动效</w:t>
+            </w:r>
+          </w:p>
+          <w:p>
+            <w:pPr>
+              <w:widowControl/>
+              <w:spacing w:line="400" w:lineRule="exact"/>
+              <w:jc w:val="left"/>
+              <w:rPr>
+                <w:rFonts w:ascii="FangSong_GB2312" w:eastAsia="FangSong_GB2312" w:hAnsi="FangSong_GB2312" w:cs="FangSong_GB2312"/>
+                <w:kern w:val="0"/>
+                <w:sz w:val="24"/>
+              </w:rPr>
+            </w:pPr>
+            <w:r>
+              <w:rPr>
+                <w:rFonts w:ascii="FangSong_GB2312" w:eastAsia="FangSong_GB2312" w:hAnsi="FangSong_GB2312" w:cs="FangSong_GB2312" w:hint="eastAsia"/>
+                <w:kern w:val="0"/>
+                <w:sz w:val="24"/>
+              </w:rPr>
+              <w:t xml:space="preserve">3. 重难点突破：针对“在保证核心主线流畅的前提下，以无缝不违和的方式接入外部复杂特效组件”，采用案例剖析策略。</w:t>
+            </w:r>
+          </w:p>
+          <w:p>
+            <w:pPr>
+              <w:widowControl/>
+              <w:spacing w:line="400" w:lineRule="exact"/>
+              <w:jc w:val="left"/>
+              <w:rPr>
+                <w:rFonts w:ascii="FangSong_GB2312" w:eastAsia="FangSong_GB2312" w:hAnsi="FangSong_GB2312" w:cs="FangSong_GB2312"/>
+                <w:kern w:val="0"/>
+                <w:sz w:val="24"/>
+              </w:rPr>
+            </w:pPr>
+            <w:r>
+              <w:rPr>
+                <w:rFonts w:ascii="FangSong_GB2312" w:eastAsia="FangSong_GB2312" w:hAnsi="FangSong_GB2312" w:cs="FangSong_GB2312" w:hint="eastAsia"/>
+                <w:kern w:val="0"/>
+                <w:sz w:val="24"/>
+              </w:rPr>
+              <w:t xml:space="preserve">4. 支撑目标：认知微动效在反馈与情感化设计中的作用</w:t>
+            </w:r>
+          </w:p>
+          <w:p>
+            <w:pPr>
+              <w:widowControl/>
+              <w:spacing w:line="400" w:lineRule="exact"/>
+              <w:jc w:val="left"/>
+              <w:rPr>
+                <w:rFonts w:ascii="FangSong_GB2312" w:eastAsia="FangSong_GB2312" w:hAnsi="FangSong_GB2312" w:cs="FangSong_GB2312"/>
+                <w:kern w:val="0"/>
+                <w:sz w:val="24"/>
+              </w:rPr>
+            </w:pPr>
+            <w:r>
+              <w:rPr>
+                <w:rFonts w:ascii="FangSong_GB2312" w:eastAsia="FangSong_GB2312" w:hAnsi="FangSong_GB2312" w:cs="FangSong_GB2312" w:hint="eastAsia"/>
+                <w:kern w:val="0"/>
+                <w:sz w:val="24"/>
+              </w:rPr>
+              <w:t xml:space="preserve">【教学方法】项目导引、优秀动效组件赏析、AI 驱动特效接入实拍</w:t>
+            </w:r>
+          </w:p>
+          <w:p>
+            <w:pPr>
+              <w:widowControl/>
+              <w:spacing w:line="400" w:lineRule="exact"/>
+              <w:jc w:val="left"/>
+              <w:rPr>
+                <w:rFonts w:ascii="FangSong_GB2312" w:eastAsia="FangSong_GB2312" w:hAnsi="FangSong_GB2312" w:cs="FangSong_GB2312"/>
+                <w:kern w:val="0"/>
+                <w:sz w:val="24"/>
+              </w:rPr>
+            </w:pPr>
+            <w:r>
+              <w:rPr>
+                <w:rFonts w:ascii="FangSong_GB2312" w:eastAsia="FangSong_GB2312" w:hAnsi="FangSong_GB2312" w:cs="FangSong_GB2312" w:hint="eastAsia"/>
+                <w:kern w:val="0"/>
+                <w:sz w:val="24"/>
+              </w:rPr>
+              <w:t xml:space="preserve">【时间安排】约70分钟（1.6实践学时）</w:t>
             </w:r>
           </w:p>
           <w:p>
@@ -1613,7 +1801,7 @@
         </w:tc>
         <w:tc>
           <w:tcPr>
-            <w:tcW w:w="3894" w:type="dxa"/>
+            <w:tcW w:w="1740" w:type="dxa"/>
             <w:tcBorders>
               <w:top w:val="single" w:sz="4" w:space="0" w:color="auto"/>
               <w:left w:val="single" w:sz="4" w:space="0" w:color="auto"/>
@@ -1634,7 +1822,7 @@
                 <w:rFonts w:ascii="FangSong_GB2312" w:eastAsia="FangSong_GB2312" w:hAnsi="FangSong_GB2312" w:cs="FangSong_GB2312"/>
                 <w:b/>
                 <w:bCs/>
-                <w:color w:val="FF0000"/>
+                <w:color w:val="000000"/>
                 <w:kern w:val="0"/>
                 <w:sz w:val="24"/>
               </w:rPr>
@@ -1644,7 +1832,7 @@
                 <w:rFonts w:ascii="FangSong_GB2312" w:eastAsia="FangSong_GB2312" w:hAnsi="FangSong_GB2312" w:cs="FangSong_GB2312" w:hint="eastAsia"/>
                 <w:b/>
                 <w:bCs/>
-                <w:color w:val="FF0000"/>
+                <w:color w:val="000000"/>
                 <w:kern w:val="0"/>
                 <w:sz w:val="24"/>
               </w:rPr>
@@ -1654,7 +1842,7 @@
         </w:tc>
         <w:tc>
           <w:tcPr>
-            <w:tcW w:w="3810" w:type="dxa"/>
+            <w:tcW w:w="5964" w:type="dxa"/>
             <w:tcBorders>
               <w:top w:val="single" w:sz="4" w:space="0" w:color="auto"/>
               <w:left w:val="single" w:sz="4" w:space="0" w:color="auto"/>
@@ -1674,53 +1862,125 @@
               <w:jc w:val="left"/>
               <w:rPr>
                 <w:rFonts w:ascii="FangSong_GB2312" w:eastAsia="FangSong_GB2312" w:hAnsi="FangSong_GB2312" w:cs="FangSong_GB2312"/>
-                <w:kern w:val="0"/>
-                <w:sz w:val="24"/>
-              </w:rPr>
-            </w:pPr>
-            <w:r>
-              <w:rPr>
-                <w:rFonts w:ascii="FangSong_GB2312" w:eastAsia="FangSong_GB2312" w:hAnsi="FangSong_GB2312" w:cs="FangSong_GB2312" w:hint="eastAsia"/>
-                <w:kern w:val="0"/>
-                <w:sz w:val="24"/>
-              </w:rPr>
-              <w:t xml:space="preserve">【教学组织】AI 驱动植入跟随/粒子/转场等创意动效组件</w:t>
-            </w:r>
-          </w:p>
-          <w:p>
-            <w:pPr>
-              <w:widowControl/>
-              <w:spacing w:line="400" w:lineRule="exact"/>
-              <w:jc w:val="left"/>
-              <w:rPr>
-                <w:rFonts w:ascii="FangSong_GB2312" w:eastAsia="FangSong_GB2312" w:hAnsi="FangSong_GB2312" w:cs="FangSong_GB2312"/>
-                <w:kern w:val="0"/>
-                <w:sz w:val="24"/>
-              </w:rPr>
-            </w:pPr>
-            <w:r>
-              <w:rPr>
-                <w:rFonts w:ascii="FangSong_GB2312" w:eastAsia="FangSong_GB2312" w:hAnsi="FangSong_GB2312" w:cs="FangSong_GB2312" w:hint="eastAsia"/>
-                <w:kern w:val="0"/>
-                <w:sz w:val="24"/>
-              </w:rPr>
-              <w:t xml:space="preserve">【教学方法】理论讲授、优秀动效组件赏析、AI 驱动特效接入实拍</w:t>
-            </w:r>
-          </w:p>
-          <w:p>
-            <w:pPr>
-              <w:widowControl/>
-              <w:spacing w:line="400" w:lineRule="exact"/>
-              <w:jc w:val="left"/>
-              <w:rPr>
-                <w:rFonts w:ascii="FangSong_GB2312" w:eastAsia="FangSong_GB2312" w:hAnsi="FangSong_GB2312" w:cs="FangSong_GB2312"/>
-                <w:kern w:val="0"/>
-                <w:sz w:val="24"/>
-              </w:rPr>
-            </w:pPr>
-            <w:r>
-              <w:rPr>
-                <w:rFonts w:ascii="FangSong_GB2312" w:eastAsia="FangSong_GB2312" w:hAnsi="FangSong_GB2312" w:cs="FangSong_GB2312" w:hint="eastAsia"/>
+                <w:color w:val="000000"/>
+                <w:kern w:val="0"/>
+                <w:sz w:val="24"/>
+              </w:rPr>
+            </w:pPr>
+            <w:r>
+              <w:rPr>
+                <w:rFonts w:ascii="FangSong_GB2312" w:eastAsia="FangSong_GB2312" w:hAnsi="FangSong_GB2312" w:cs="FangSong_GB2312" w:hint="eastAsia"/>
+                <w:color w:val="000000"/>
+                <w:kern w:val="0"/>
+                <w:sz w:val="24"/>
+              </w:rPr>
+              <w:t xml:space="preserve">【教学组织】课堂实践与操作训练:</w:t>
+            </w:r>
+          </w:p>
+          <w:p>
+            <w:pPr>
+              <w:widowControl/>
+              <w:spacing w:line="400" w:lineRule="exact"/>
+              <w:jc w:val="left"/>
+              <w:rPr>
+                <w:rFonts w:ascii="FangSong_GB2312" w:eastAsia="FangSong_GB2312" w:hAnsi="FangSong_GB2312" w:cs="FangSong_GB2312"/>
+                <w:color w:val="000000"/>
+                <w:kern w:val="0"/>
+                <w:sz w:val="24"/>
+              </w:rPr>
+            </w:pPr>
+            <w:r>
+              <w:rPr>
+                <w:rFonts w:ascii="FangSong_GB2312" w:eastAsia="FangSong_GB2312" w:hAnsi="FangSong_GB2312" w:cs="FangSong_GB2312" w:hint="eastAsia"/>
+                <w:color w:val="000000"/>
+                <w:kern w:val="0"/>
+                <w:sz w:val="24"/>
+              </w:rPr>
+              <w:t xml:space="preserve">1. 实践任务指导：AI 驱动植入跟随/粒子/转场等创意动效组件</w:t>
+            </w:r>
+          </w:p>
+          <w:p>
+            <w:pPr>
+              <w:widowControl/>
+              <w:spacing w:line="400" w:lineRule="exact"/>
+              <w:jc w:val="left"/>
+              <w:rPr>
+                <w:rFonts w:ascii="FangSong_GB2312" w:eastAsia="FangSong_GB2312" w:hAnsi="FangSong_GB2312" w:cs="FangSong_GB2312"/>
+                <w:color w:val="000000"/>
+                <w:kern w:val="0"/>
+                <w:sz w:val="24"/>
+              </w:rPr>
+            </w:pPr>
+            <w:r>
+              <w:rPr>
+                <w:rFonts w:ascii="FangSong_GB2312" w:eastAsia="FangSong_GB2312" w:hAnsi="FangSong_GB2312" w:cs="FangSong_GB2312" w:hint="eastAsia"/>
+                <w:color w:val="000000"/>
+                <w:kern w:val="0"/>
+                <w:sz w:val="24"/>
+              </w:rPr>
+              <w:t xml:space="preserve">2. 核心任务目标：为项目原型植入至少 2 个创意微动效（如跟手粒子/页面转场/hover 反馈），提交动效演示录屏与 AI 协作对话截图。</w:t>
+            </w:r>
+          </w:p>
+          <w:p>
+            <w:pPr>
+              <w:widowControl/>
+              <w:spacing w:line="400" w:lineRule="exact"/>
+              <w:jc w:val="left"/>
+              <w:rPr>
+                <w:rFonts w:ascii="FangSong_GB2312" w:eastAsia="FangSong_GB2312" w:hAnsi="FangSong_GB2312" w:cs="FangSong_GB2312"/>
+                <w:color w:val="000000"/>
+                <w:kern w:val="0"/>
+                <w:sz w:val="24"/>
+              </w:rPr>
+            </w:pPr>
+            <w:r>
+              <w:rPr>
+                <w:rFonts w:ascii="FangSong_GB2312" w:eastAsia="FangSong_GB2312" w:hAnsi="FangSong_GB2312" w:cs="FangSong_GB2312" w:hint="eastAsia"/>
+                <w:color w:val="000000"/>
+                <w:kern w:val="0"/>
+                <w:sz w:val="24"/>
+              </w:rPr>
+              <w:t xml:space="preserve">3. 教师巡回指导，及时发现并纠正学生实践中的认知偏差。</w:t>
+            </w:r>
+          </w:p>
+          <w:p>
+            <w:pPr>
+              <w:widowControl/>
+              <w:spacing w:line="400" w:lineRule="exact"/>
+              <w:jc w:val="left"/>
+              <w:rPr>
+                <w:rFonts w:ascii="FangSong_GB2312" w:eastAsia="FangSong_GB2312" w:hAnsi="FangSong_GB2312" w:cs="FangSong_GB2312"/>
+                <w:color w:val="000000"/>
+                <w:kern w:val="0"/>
+                <w:sz w:val="24"/>
+              </w:rPr>
+            </w:pPr>
+            <w:r>
+              <w:rPr>
+                <w:rFonts w:ascii="FangSong_GB2312" w:eastAsia="FangSong_GB2312" w:hAnsi="FangSong_GB2312" w:cs="FangSong_GB2312" w:hint="eastAsia"/>
+                <w:color w:val="000000"/>
+                <w:kern w:val="0"/>
+                <w:sz w:val="24"/>
+              </w:rPr>
+              <w:t xml:space="preserve">【教学方法】项目导引、优秀动效组件赏析、AI 驱动特效接入实拍</w:t>
+            </w:r>
+          </w:p>
+          <w:p>
+            <w:pPr>
+              <w:widowControl/>
+              <w:spacing w:line="400" w:lineRule="exact"/>
+              <w:jc w:val="left"/>
+              <w:rPr>
+                <w:rFonts w:ascii="FangSong_GB2312" w:eastAsia="FangSong_GB2312" w:hAnsi="FangSong_GB2312" w:cs="FangSong_GB2312"/>
+                <w:color w:val="000000"/>
+                <w:kern w:val="0"/>
+                <w:sz w:val="24"/>
+              </w:rPr>
+            </w:pPr>
+            <w:r>
+              <w:rPr>
+                <w:rFonts w:ascii="FangSong_GB2312" w:eastAsia="FangSong_GB2312" w:hAnsi="FangSong_GB2312" w:cs="FangSong_GB2312" w:hint="eastAsia"/>
+                <w:color w:val="000000"/>
                 <w:kern w:val="0"/>
                 <w:sz w:val="24"/>
               </w:rPr>
@@ -1734,13 +1994,15 @@
               <w:jc w:val="left"/>
               <w:rPr>
                 <w:rFonts w:ascii="FangSong_GB2312" w:eastAsia="FangSong_GB2312" w:hAnsi="FangSong_GB2312" w:cs="FangSong_GB2312"/>
-                <w:kern w:val="0"/>
-                <w:sz w:val="24"/>
-              </w:rPr>
-            </w:pPr>
-            <w:r>
-              <w:rPr>
-                <w:rFonts w:ascii="FangSong_GB2312" w:eastAsia="FangSong_GB2312" w:hAnsi="FangSong_GB2312" w:cs="FangSong_GB2312" w:hint="eastAsia"/>
+                <w:color w:val="000000"/>
+                <w:kern w:val="0"/>
+                <w:sz w:val="24"/>
+              </w:rPr>
+            </w:pPr>
+            <w:r>
+              <w:rPr>
+                <w:rFonts w:ascii="FangSong_GB2312" w:eastAsia="FangSong_GB2312" w:hAnsi="FangSong_GB2312" w:cs="FangSong_GB2312" w:hint="eastAsia"/>
+                <w:color w:val="000000"/>
                 <w:kern w:val="0"/>
                 <w:sz w:val="24"/>
               </w:rPr>
@@ -1783,7 +2045,7 @@
         </w:tc>
         <w:tc>
           <w:tcPr>
-            <w:tcW w:w="3894" w:type="dxa"/>
+            <w:tcW w:w="1740" w:type="dxa"/>
             <w:tcBorders>
               <w:top w:val="single" w:sz="4" w:space="0" w:color="auto"/>
               <w:left w:val="single" w:sz="4" w:space="0" w:color="auto"/>
@@ -1804,7 +2066,7 @@
                 <w:rFonts w:ascii="FangSong_GB2312" w:eastAsia="FangSong_GB2312" w:hAnsi="FangSong_GB2312" w:cs="FangSong_GB2312"/>
                 <w:b/>
                 <w:bCs/>
-                <w:color w:val="FF0000"/>
+                <w:color w:val="000000"/>
                 <w:kern w:val="0"/>
                 <w:sz w:val="24"/>
               </w:rPr>
@@ -1814,7 +2076,7 @@
                 <w:rFonts w:ascii="FangSong_GB2312" w:eastAsia="FangSong_GB2312" w:hAnsi="FangSong_GB2312" w:cs="FangSong_GB2312" w:hint="eastAsia"/>
                 <w:b/>
                 <w:bCs/>
-                <w:color w:val="FF0000"/>
+                <w:color w:val="000000"/>
                 <w:kern w:val="0"/>
                 <w:sz w:val="24"/>
               </w:rPr>
@@ -1824,7 +2086,7 @@
         </w:tc>
         <w:tc>
           <w:tcPr>
-            <w:tcW w:w="3810" w:type="dxa"/>
+            <w:tcW w:w="5964" w:type="dxa"/>
             <w:tcBorders>
               <w:top w:val="single" w:sz="4" w:space="0" w:color="auto"/>
               <w:left w:val="single" w:sz="4" w:space="0" w:color="auto"/>
@@ -1844,53 +2106,125 @@
               <w:jc w:val="left"/>
               <w:rPr>
                 <w:rFonts w:ascii="FangSong_GB2312" w:eastAsia="FangSong_GB2312" w:hAnsi="FangSong_GB2312" w:cs="FangSong_GB2312"/>
-                <w:kern w:val="0"/>
-                <w:sz w:val="24"/>
-              </w:rPr>
-            </w:pPr>
-            <w:r>
-              <w:rPr>
-                <w:rFonts w:ascii="FangSong_GB2312" w:eastAsia="FangSong_GB2312" w:hAnsi="FangSong_GB2312" w:cs="FangSong_GB2312" w:hint="eastAsia"/>
-                <w:kern w:val="0"/>
-                <w:sz w:val="24"/>
-              </w:rPr>
-              <w:t xml:space="preserve">【教学组织】动效演示互评，预告排障与兜底</w:t>
-            </w:r>
-          </w:p>
-          <w:p>
-            <w:pPr>
-              <w:widowControl/>
-              <w:spacing w:line="400" w:lineRule="exact"/>
-              <w:jc w:val="left"/>
-              <w:rPr>
-                <w:rFonts w:ascii="FangSong_GB2312" w:eastAsia="FangSong_GB2312" w:hAnsi="FangSong_GB2312" w:cs="FangSong_GB2312"/>
-                <w:kern w:val="0"/>
-                <w:sz w:val="24"/>
-              </w:rPr>
-            </w:pPr>
-            <w:r>
-              <w:rPr>
-                <w:rFonts w:ascii="FangSong_GB2312" w:eastAsia="FangSong_GB2312" w:hAnsi="FangSong_GB2312" w:cs="FangSong_GB2312" w:hint="eastAsia"/>
-                <w:kern w:val="0"/>
-                <w:sz w:val="24"/>
-              </w:rPr>
-              <w:t xml:space="preserve">【时间安排】约10分钟（2.2实践学时）</w:t>
-            </w:r>
-          </w:p>
-          <w:p>
-            <w:pPr>
-              <w:widowControl/>
-              <w:spacing w:line="400" w:lineRule="exact"/>
-              <w:jc w:val="left"/>
-              <w:rPr>
-                <w:rFonts w:ascii="FangSong_GB2312" w:eastAsia="FangSong_GB2312" w:hAnsi="FangSong_GB2312" w:cs="FangSong_GB2312"/>
-                <w:kern w:val="0"/>
-                <w:sz w:val="24"/>
-              </w:rPr>
-            </w:pPr>
-            <w:r>
-              <w:rPr>
-                <w:rFonts w:ascii="FangSong_GB2312" w:eastAsia="FangSong_GB2312" w:hAnsi="FangSong_GB2312" w:cs="FangSong_GB2312" w:hint="eastAsia"/>
+                <w:color w:val="000000"/>
+                <w:kern w:val="0"/>
+                <w:sz w:val="24"/>
+              </w:rPr>
+            </w:pPr>
+            <w:r>
+              <w:rPr>
+                <w:rFonts w:ascii="FangSong_GB2312" w:eastAsia="FangSong_GB2312" w:hAnsi="FangSong_GB2312" w:cs="FangSong_GB2312" w:hint="eastAsia"/>
+                <w:color w:val="000000"/>
+                <w:kern w:val="0"/>
+                <w:sz w:val="24"/>
+              </w:rPr>
+              <w:t xml:space="preserve">【教学组织】知识凝练与教学反思:</w:t>
+            </w:r>
+          </w:p>
+          <w:p>
+            <w:pPr>
+              <w:widowControl/>
+              <w:spacing w:line="400" w:lineRule="exact"/>
+              <w:jc w:val="left"/>
+              <w:rPr>
+                <w:rFonts w:ascii="FangSong_GB2312" w:eastAsia="FangSong_GB2312" w:hAnsi="FangSong_GB2312" w:cs="FangSong_GB2312"/>
+                <w:color w:val="000000"/>
+                <w:kern w:val="0"/>
+                <w:sz w:val="24"/>
+              </w:rPr>
+            </w:pPr>
+            <w:r>
+              <w:rPr>
+                <w:rFonts w:ascii="FangSong_GB2312" w:eastAsia="FangSong_GB2312" w:hAnsi="FangSong_GB2312" w:cs="FangSong_GB2312" w:hint="eastAsia"/>
+                <w:color w:val="000000"/>
+                <w:kern w:val="0"/>
+                <w:sz w:val="24"/>
+              </w:rPr>
+              <w:t xml:space="preserve">1. 归纳梳理：动效演示互评，预告排障与兜底</w:t>
+            </w:r>
+          </w:p>
+          <w:p>
+            <w:pPr>
+              <w:widowControl/>
+              <w:spacing w:line="400" w:lineRule="exact"/>
+              <w:jc w:val="left"/>
+              <w:rPr>
+                <w:rFonts w:ascii="FangSong_GB2312" w:eastAsia="FangSong_GB2312" w:hAnsi="FangSong_GB2312" w:cs="FangSong_GB2312"/>
+                <w:color w:val="000000"/>
+                <w:kern w:val="0"/>
+                <w:sz w:val="24"/>
+              </w:rPr>
+            </w:pPr>
+            <w:r>
+              <w:rPr>
+                <w:rFonts w:ascii="FangSong_GB2312" w:eastAsia="FangSong_GB2312" w:hAnsi="FangSong_GB2312" w:cs="FangSong_GB2312" w:hint="eastAsia"/>
+                <w:color w:val="000000"/>
+                <w:kern w:val="0"/>
+                <w:sz w:val="24"/>
+              </w:rPr>
+              <w:t xml:space="preserve">2. 强化记忆：系统性总结本节课核心知识点与技能框架。</w:t>
+            </w:r>
+          </w:p>
+          <w:p>
+            <w:pPr>
+              <w:widowControl/>
+              <w:spacing w:line="400" w:lineRule="exact"/>
+              <w:jc w:val="left"/>
+              <w:rPr>
+                <w:rFonts w:ascii="FangSong_GB2312" w:eastAsia="FangSong_GB2312" w:hAnsi="FangSong_GB2312" w:cs="FangSong_GB2312"/>
+                <w:color w:val="000000"/>
+                <w:kern w:val="0"/>
+                <w:sz w:val="24"/>
+              </w:rPr>
+            </w:pPr>
+            <w:r>
+              <w:rPr>
+                <w:rFonts w:ascii="FangSong_GB2312" w:eastAsia="FangSong_GB2312" w:hAnsi="FangSong_GB2312" w:cs="FangSong_GB2312" w:hint="eastAsia"/>
+                <w:color w:val="000000"/>
+                <w:kern w:val="0"/>
+                <w:sz w:val="24"/>
+              </w:rPr>
+              <w:t xml:space="preserve">3. 布置课后延伸思考与预习任务。</w:t>
+            </w:r>
+          </w:p>
+          <w:p>
+            <w:pPr>
+              <w:widowControl/>
+              <w:spacing w:line="400" w:lineRule="exact"/>
+              <w:jc w:val="left"/>
+              <w:rPr>
+                <w:rFonts w:ascii="FangSong_GB2312" w:eastAsia="FangSong_GB2312" w:hAnsi="FangSong_GB2312" w:cs="FangSong_GB2312"/>
+                <w:color w:val="000000"/>
+                <w:kern w:val="0"/>
+                <w:sz w:val="24"/>
+              </w:rPr>
+            </w:pPr>
+            <w:r>
+              <w:rPr>
+                <w:rFonts w:ascii="FangSong_GB2312" w:eastAsia="FangSong_GB2312" w:hAnsi="FangSong_GB2312" w:cs="FangSong_GB2312" w:hint="eastAsia"/>
+                <w:color w:val="000000"/>
+                <w:kern w:val="0"/>
+                <w:sz w:val="24"/>
+              </w:rPr>
+              <w:t xml:space="preserve">【时间安排】约10分钟（0.2实践学时）</w:t>
+            </w:r>
+          </w:p>
+          <w:p>
+            <w:pPr>
+              <w:widowControl/>
+              <w:spacing w:line="400" w:lineRule="exact"/>
+              <w:jc w:val="left"/>
+              <w:rPr>
+                <w:rFonts w:ascii="FangSong_GB2312" w:eastAsia="FangSong_GB2312" w:hAnsi="FangSong_GB2312" w:cs="FangSong_GB2312"/>
+                <w:color w:val="000000"/>
+                <w:kern w:val="0"/>
+                <w:sz w:val="24"/>
+              </w:rPr>
+            </w:pPr>
+            <w:r>
+              <w:rPr>
+                <w:rFonts w:ascii="FangSong_GB2312" w:eastAsia="FangSong_GB2312" w:hAnsi="FangSong_GB2312" w:cs="FangSong_GB2312" w:hint="eastAsia"/>
+                <w:color w:val="000000"/>
                 <w:kern w:val="0"/>
                 <w:sz w:val="24"/>
               </w:rPr>
@@ -1963,15 +2297,15 @@
               <w:rPr>
                 <w:rFonts w:ascii="FangSong_GB2312" w:eastAsia="FangSong_GB2312" w:hAnsi="FangSong_GB2312" w:cs="FangSong_GB2312"/>
                 <w:bCs/>
-                <w:color w:val="333333"/>
-                <w:kern w:val="0"/>
-                <w:sz w:val="24"/>
-              </w:rPr>
-            </w:pPr>
-            <w:r>
-              <w:rPr>
-                <w:rFonts w:ascii="FangSong_GB2312" w:eastAsia="FangSong_GB2312" w:hAnsi="FangSong_GB2312" w:cs="FangSong_GB2312" w:hint="eastAsia"/>
-                <w:color w:val="FF0000"/>
+                <w:color w:val="000000"/>
+                <w:kern w:val="0"/>
+                <w:sz w:val="24"/>
+              </w:rPr>
+            </w:pPr>
+            <w:r>
+              <w:rPr>
+                <w:rFonts w:ascii="FangSong_GB2312" w:eastAsia="FangSong_GB2312" w:hAnsi="FangSong_GB2312" w:cs="FangSong_GB2312" w:hint="eastAsia"/>
+                <w:color w:val="000000"/>
                 <w:kern w:val="0"/>
                 <w:sz w:val="24"/>
               </w:rPr>

--- a/交互产品开发/Output/教案/教案_第10周_前沿动效组件融入.docx
+++ b/交互产品开发/Output/教案/教案_第10周_前沿动效组件融入.docx
@@ -202,30 +202,7 @@
                 <w:kern w:val="0"/>
                 <w:sz w:val="24"/>
               </w:rPr>
-              <w:t xml:space="preserve">10.1 前端交互特效融合机制与实操；微观反馈的理论支撑</w:t>
-            </w:r>
-          </w:p>
-          <w:p>
-            <w:pPr>
-              <w:widowControl/>
-              <w:spacing w:before="40" w:after="40" w:line="400" w:lineRule="exact"/>
-              <w:ind w:left="57" w:firstLineChars="100" w:firstLine="240"/>
-              <w:jc w:val="center"/>
-              <w:rPr>
-                <w:rFonts w:ascii="FangSong_GB2312" w:eastAsia="FangSong_GB2312" w:hAnsi="FangSong_GB2312" w:cs="FangSong_GB2312"/>
-                <w:color w:val="000000"/>
-                <w:kern w:val="0"/>
-                <w:sz w:val="24"/>
-              </w:rPr>
-            </w:pPr>
-            <w:r>
-              <w:rPr>
-                <w:rFonts w:ascii="FangSong_GB2312" w:eastAsia="FangSong_GB2312" w:hAnsi="FangSong_GB2312" w:cs="FangSong_GB2312" w:hint="eastAsia"/>
-                <w:color w:val="000000"/>
-                <w:kern w:val="0"/>
-                <w:sz w:val="24"/>
-              </w:rPr>
-              <w:t xml:space="preserve">10.2 AI代码助手驱动实现跟随/粒子等基础创意动效</w:t>
+              <w:t xml:space="preserve">本周课程聚焦于为前端原型注入生命力的前沿微交互动效设计。从打破冰冷的“静态幻觉”出发，深入剖析了微交互的四大要素解剖模型（触发器、规则、反馈、循环与模式）及 AFA（动作-反馈-动画）心理抚慰法则。理论层面涵盖非线性物理缓动曲线调校、迪士尼挤压拉伸机制、多模态感官隐喻，以及数字新中式留白气韵美学。技术落地层面，教授如何抛弃感性沟通，使用包含物理量纲（阻尼、刚度和质量等）的结构化 Prompt 驱动大模型生成 Framer Motion/GSAP 原生交互代码。最后，着重讲解了防雷和防御性设计，包括避免 Layout Thrashing 重绘风暴的 GPU 图层隔离、利用状态机拦截组件卸载生命周期，以及利用 prefers-reduced-motion 保护前庭敏感弱势群体的平稳降级策略。</w:t>
             </w:r>
           </w:p>
         </w:tc>
@@ -322,7 +299,7 @@
                 <w:kern w:val="0"/>
                 <w:sz w:val="24"/>
               </w:rPr>
-              <w:t xml:space="preserve">2023级数字媒体艺术影视班：第 18 周，周四2-5节</w:t>
+              <w:t xml:space="preserve">第 10 周</w:t>
             </w:r>
           </w:p>
         </w:tc>
@@ -743,7 +720,7 @@
                 <w:kern w:val="0"/>
                 <w:sz w:val="24"/>
               </w:rPr>
-              <w:t xml:space="preserve">重点：微交互反馈的作用机制与创意动效代码的组件级融合方法</w:t>
+              <w:t xml:space="preserve">重点：AI 驱动的组件级原生动效生成流，以及涵盖性能优化（避免重排）与无障碍兜底（平稳降级）的物理微交互构建。</w:t>
             </w:r>
           </w:p>
           <w:p>
@@ -767,7 +744,7 @@
                 <w:kern w:val="0"/>
                 <w:sz w:val="24"/>
               </w:rPr>
-              <w:t xml:space="preserve">难点：在保证核心主线流畅的前提下，以无缝不违和的方式接入外部复杂特效组件</w:t>
+              <w:t xml:space="preserve">难点：如何利用精确的物理常识参数构建 Prompt 驱动大模型，解决动效接入过程中引发的 Layout Thrashing 性能掉帧瓶颈，并处理前端框架（如 React）中生命周期卸载拦截与组件代码不兼容等工程故障。</w:t>
             </w:r>
           </w:p>
         </w:tc>
@@ -1180,107 +1157,7 @@
                 <w:kern w:val="0"/>
                 <w:sz w:val="24"/>
               </w:rPr>
-              <w:t xml:space="preserve">【教学组织】上次课知识回顾:</w:t>
-            </w:r>
-          </w:p>
-          <w:p>
-            <w:pPr>
-              <w:widowControl/>
-              <w:spacing w:line="400" w:lineRule="exact"/>
-              <w:jc w:val="left"/>
-              <w:rPr>
-                <w:rFonts w:ascii="FangSong_GB2312" w:eastAsia="FangSong_GB2312" w:hAnsi="FangSong_GB2312" w:cs="FangSong_GB2312"/>
-                <w:kern w:val="0"/>
-                <w:sz w:val="24"/>
-              </w:rPr>
-            </w:pPr>
-            <w:r>
-              <w:rPr>
-                <w:rFonts w:ascii="FangSong_GB2312" w:eastAsia="FangSong_GB2312" w:hAnsi="FangSong_GB2312" w:cs="FangSong_GB2312" w:hint="eastAsia"/>
-                <w:kern w:val="0"/>
-                <w:sz w:val="24"/>
-              </w:rPr>
-              <w:t xml:space="preserve">1. 回顾 W09 AI 壳层生成成果，引出视觉增强需求</w:t>
-            </w:r>
-          </w:p>
-          <w:p>
-            <w:pPr>
-              <w:widowControl/>
-              <w:spacing w:line="400" w:lineRule="exact"/>
-              <w:jc w:val="left"/>
-              <w:rPr>
-                <w:rFonts w:ascii="FangSong_GB2312" w:eastAsia="FangSong_GB2312" w:hAnsi="FangSong_GB2312" w:cs="FangSong_GB2312"/>
-                <w:kern w:val="0"/>
-                <w:sz w:val="24"/>
-              </w:rPr>
-            </w:pPr>
-            <w:r>
-              <w:rPr>
-                <w:rFonts w:ascii="FangSong_GB2312" w:eastAsia="FangSong_GB2312" w:hAnsi="FangSong_GB2312" w:cs="FangSong_GB2312" w:hint="eastAsia"/>
-                <w:kern w:val="0"/>
-                <w:sz w:val="24"/>
-              </w:rPr>
-              <w:t xml:space="preserve">2. 检查学生对前置知识的掌握情况，建立新旧知识的逻辑桥梁。</w:t>
-            </w:r>
-          </w:p>
-          <w:p>
-            <w:pPr>
-              <w:widowControl/>
-              <w:spacing w:line="400" w:lineRule="exact"/>
-              <w:jc w:val="left"/>
-              <w:rPr>
-                <w:rFonts w:ascii="FangSong_GB2312" w:eastAsia="FangSong_GB2312" w:hAnsi="FangSong_GB2312" w:cs="FangSong_GB2312"/>
-                <w:kern w:val="0"/>
-                <w:sz w:val="24"/>
-              </w:rPr>
-            </w:pPr>
-            <w:r>
-              <w:rPr>
-                <w:rFonts w:ascii="FangSong_GB2312" w:eastAsia="FangSong_GB2312" w:hAnsi="FangSong_GB2312" w:cs="FangSong_GB2312" w:hint="eastAsia"/>
-                <w:kern w:val="0"/>
-                <w:sz w:val="24"/>
-              </w:rPr>
-              <w:t xml:space="preserve">【教学方法】项目导引、优秀动效组件赏析、AI 驱动特效接入实拍</w:t>
-            </w:r>
-          </w:p>
-          <w:p>
-            <w:pPr>
-              <w:widowControl/>
-              <w:spacing w:line="400" w:lineRule="exact"/>
-              <w:jc w:val="left"/>
-              <w:rPr>
-                <w:rFonts w:ascii="FangSong_GB2312" w:eastAsia="FangSong_GB2312" w:hAnsi="FangSong_GB2312" w:cs="FangSong_GB2312"/>
-                <w:kern w:val="0"/>
-                <w:sz w:val="24"/>
-              </w:rPr>
-            </w:pPr>
-            <w:r>
-              <w:rPr>
-                <w:rFonts w:ascii="FangSong_GB2312" w:eastAsia="FangSong_GB2312" w:hAnsi="FangSong_GB2312" w:cs="FangSong_GB2312" w:hint="eastAsia"/>
-                <w:kern w:val="0"/>
-                <w:sz w:val="24"/>
-              </w:rPr>
-              <w:t xml:space="preserve">【时间安排】约10分钟（0.2实践学时）</w:t>
-            </w:r>
-          </w:p>
-          <w:p>
-            <w:pPr>
-              <w:widowControl/>
-              <w:spacing w:line="400" w:lineRule="exact"/>
-              <w:jc w:val="left"/>
-              <w:rPr>
-                <w:rFonts w:ascii="FangSong_GB2312" w:eastAsia="FangSong_GB2312" w:hAnsi="FangSong_GB2312" w:cs="FangSong_GB2312"/>
-                <w:kern w:val="0"/>
-                <w:sz w:val="24"/>
-              </w:rPr>
-            </w:pPr>
-            <w:r>
-              <w:rPr>
-                <w:rFonts w:ascii="FangSong_GB2312" w:eastAsia="FangSong_GB2312" w:hAnsi="FangSong_GB2312" w:cs="FangSong_GB2312" w:hint="eastAsia"/>
-                <w:kern w:val="0"/>
-                <w:sz w:val="24"/>
-              </w:rPr>
-              <w:t xml:space="preserve">【课堂思考】</w:t>
+              <w:t xml:space="preserve"/>
             </w:r>
           </w:p>
         </w:tc>
@@ -1377,7 +1254,7 @@
                 <w:kern w:val="0"/>
                 <w:sz w:val="24"/>
               </w:rPr>
-              <w:t xml:space="preserve">【教学组织】课程情境导入:</w:t>
+              <w:t xml:space="preserve">教学组织从 Vibe Coding 原型的缺乏物理反馈切入，利用蜡像馆与 iOS7 的历史沿革揭示微动效对人类认知的空间隐喻意义。展示大模型直接撰写底层渲染组件代码如何跨越传统开发与设计的落地鸿沟。</w:t>
             </w:r>
           </w:p>
           <w:p>
@@ -1397,7 +1274,7 @@
                 <w:kern w:val="0"/>
                 <w:sz w:val="24"/>
               </w:rPr>
-              <w:t xml:space="preserve">1. 播放同一应用的无动效版与精雕动效版录屏对比，感受微交互的生命力差异</w:t>
+              <w:t xml:space="preserve">教学方法项目导引、优秀动效组件赏析、AI 驱动特效接入实拍</w:t>
             </w:r>
           </w:p>
           <w:p>
@@ -1417,7 +1294,7 @@
                 <w:kern w:val="0"/>
                 <w:sz w:val="24"/>
               </w:rPr>
-              <w:t xml:space="preserve">2. 明确本节课核心聚焦点：微交互反馈的作用机制与创意动效代码的组件级融合方法</w:t>
+              <w:t xml:space="preserve">时间安排约20分钟（0.4实践学时）</w:t>
             </w:r>
           </w:p>
           <w:p>
@@ -1437,67 +1314,7 @@
                 <w:kern w:val="0"/>
                 <w:sz w:val="24"/>
               </w:rPr>
-              <w:t xml:space="preserve">3. 激发学生学习动机与探索兴趣。</w:t>
-            </w:r>
-          </w:p>
-          <w:p>
-            <w:pPr>
-              <w:widowControl/>
-              <w:spacing w:line="400" w:lineRule="exact"/>
-              <w:jc w:val="left"/>
-              <w:rPr>
-                <w:rFonts w:ascii="FangSong_GB2312" w:eastAsia="FangSong_GB2312" w:hAnsi="FangSong_GB2312" w:cs="FangSong_GB2312"/>
-                <w:kern w:val="0"/>
-                <w:sz w:val="24"/>
-              </w:rPr>
-            </w:pPr>
-            <w:r>
-              <w:rPr>
-                <w:rFonts w:ascii="FangSong_GB2312" w:eastAsia="FangSong_GB2312" w:hAnsi="FangSong_GB2312" w:cs="FangSong_GB2312" w:hint="eastAsia"/>
-                <w:kern w:val="0"/>
-                <w:sz w:val="24"/>
-              </w:rPr>
-              <w:t xml:space="preserve">【教学方法】项目导引、优秀动效组件赏析、AI 驱动特效接入实拍</w:t>
-            </w:r>
-          </w:p>
-          <w:p>
-            <w:pPr>
-              <w:widowControl/>
-              <w:spacing w:line="400" w:lineRule="exact"/>
-              <w:jc w:val="left"/>
-              <w:rPr>
-                <w:rFonts w:ascii="FangSong_GB2312" w:eastAsia="FangSong_GB2312" w:hAnsi="FangSong_GB2312" w:cs="FangSong_GB2312"/>
-                <w:kern w:val="0"/>
-                <w:sz w:val="24"/>
-              </w:rPr>
-            </w:pPr>
-            <w:r>
-              <w:rPr>
-                <w:rFonts w:ascii="FangSong_GB2312" w:eastAsia="FangSong_GB2312" w:hAnsi="FangSong_GB2312" w:cs="FangSong_GB2312" w:hint="eastAsia"/>
-                <w:kern w:val="0"/>
-                <w:sz w:val="24"/>
-              </w:rPr>
-              <w:t xml:space="preserve">【时间安排】约10分钟（0.2实践学时）</w:t>
-            </w:r>
-          </w:p>
-          <w:p>
-            <w:pPr>
-              <w:widowControl/>
-              <w:spacing w:line="400" w:lineRule="exact"/>
-              <w:jc w:val="left"/>
-              <w:rPr>
-                <w:rFonts w:ascii="FangSong_GB2312" w:eastAsia="FangSong_GB2312" w:hAnsi="FangSong_GB2312" w:cs="FangSong_GB2312"/>
-                <w:kern w:val="0"/>
-                <w:sz w:val="24"/>
-              </w:rPr>
-            </w:pPr>
-            <w:r>
-              <w:rPr>
-                <w:rFonts w:ascii="FangSong_GB2312" w:eastAsia="FangSong_GB2312" w:hAnsi="FangSong_GB2312" w:cs="FangSong_GB2312" w:hint="eastAsia"/>
-                <w:kern w:val="0"/>
-                <w:sz w:val="24"/>
-              </w:rPr>
-              <w:t xml:space="preserve">【课堂思考】</w:t>
+              <w:t xml:space="preserve">课堂思考</w:t>
             </w:r>
           </w:p>
         </w:tc>
@@ -1601,7 +1418,7 @@
                 <w:kern w:val="0"/>
                 <w:sz w:val="24"/>
               </w:rPr>
-              <w:t xml:space="preserve">【教学组织】核心方法与实操解析:</w:t>
+              <w:t xml:space="preserve">教学组织解构微交互的核心构成（触发、规则、反馈、循环与模式），讲解 AFA 法则的心理按摩机制和非线性缓动曲线的物理感官。通过东京 JR 鸟鸣导航及电梯安慰剂按钮探讨多模态设计，最后拓展至新中式重度缓落动效背后的审美逻辑。</w:t>
             </w:r>
           </w:p>
           <w:p>
@@ -1621,7 +1438,7 @@
                 <w:kern w:val="0"/>
                 <w:sz w:val="24"/>
               </w:rPr>
-              <w:t xml:space="preserve">1. 实训主线：微交互反馈理论（Saffer 模型）、动效组件融合机制、AI 动效代码协作流</w:t>
+              <w:t xml:space="preserve">教学方法项目导引、优秀动效组件赏析、AI 驱动特效接入实拍</w:t>
             </w:r>
           </w:p>
           <w:p>
@@ -1641,7 +1458,7 @@
                 <w:kern w:val="0"/>
                 <w:sz w:val="24"/>
               </w:rPr>
-              <w:t xml:space="preserve">2. 实践要点拆解：10.1 前端交互特效融合机制与实操；微观反馈的理论支撑 10.2 AI代码助手驱动实现跟随/粒子等基础创意动效</w:t>
+              <w:t xml:space="preserve">时间安排约35分钟（0.8实践学时）</w:t>
             </w:r>
           </w:p>
           <w:p>
@@ -1661,7 +1478,7 @@
                 <w:kern w:val="0"/>
                 <w:sz w:val="24"/>
               </w:rPr>
-              <w:t xml:space="preserve">3. 重难点突破：针对“在保证核心主线流畅的前提下，以无缝不违和的方式接入外部复杂特效组件”，采用案例剖析策略。</w:t>
+              <w:t xml:space="preserve">课堂思考</w:t>
             </w:r>
           </w:p>
           <w:p>
@@ -1681,7 +1498,7 @@
                 <w:kern w:val="0"/>
                 <w:sz w:val="24"/>
               </w:rPr>
-              <w:t xml:space="preserve">4. 支撑目标：认知微动效在反馈与情感化设计中的作用</w:t>
+              <w:t xml:space="preserve">课程思政融入点</w:t>
             </w:r>
           </w:p>
           <w:p>
@@ -1701,7 +1518,7 @@
                 <w:kern w:val="0"/>
                 <w:sz w:val="24"/>
               </w:rPr>
-              <w:t xml:space="preserve">【教学方法】项目导引、优秀动效组件赏析、AI 驱动特效接入实拍</w:t>
+              <w:t xml:space="preserve">教学组织指导利用力学名词指导 AI 产出精准动效代码；讲解利用滚动截断防御主线程阻塞。深度剖析渲染管线与 Layout 重绘陷阱，教授开启图层加速隔离。引入 AnimatePresence 退场状态机设计，并严厉要求植入减弱动态效果（Reduce Motion）的无障碍分支兜底逻辑。</w:t>
             </w:r>
           </w:p>
           <w:p>
@@ -1721,7 +1538,7 @@
                 <w:kern w:val="0"/>
                 <w:sz w:val="24"/>
               </w:rPr>
-              <w:t xml:space="preserve">【时间安排】约70分钟（1.6实践学时）</w:t>
+              <w:t xml:space="preserve">教学方法项目导引、优秀动效组件赏析、AI 驱动特效接入实拍</w:t>
             </w:r>
           </w:p>
           <w:p>
@@ -1741,7 +1558,7 @@
                 <w:kern w:val="0"/>
                 <w:sz w:val="24"/>
               </w:rPr>
-              <w:t xml:space="preserve">【课堂思考】</w:t>
+              <w:t xml:space="preserve">时间安排约35分钟（0.8实践学时）</w:t>
             </w:r>
           </w:p>
           <w:p>
@@ -1761,7 +1578,27 @@
                 <w:kern w:val="0"/>
                 <w:sz w:val="24"/>
               </w:rPr>
-              <w:t xml:space="preserve">【课程思政融入点】融入创新意识，展现审美创造力</w:t>
+              <w:t xml:space="preserve">课堂思考</w:t>
+            </w:r>
+          </w:p>
+          <w:p>
+            <w:pPr>
+              <w:widowControl/>
+              <w:spacing w:line="400" w:lineRule="exact"/>
+              <w:jc w:val="left"/>
+              <w:rPr>
+                <w:rFonts w:ascii="FangSong_GB2312" w:eastAsia="FangSong_GB2312" w:hAnsi="FangSong_GB2312" w:cs="FangSong_GB2312"/>
+                <w:kern w:val="0"/>
+                <w:sz w:val="24"/>
+              </w:rPr>
+            </w:pPr>
+            <w:r>
+              <w:rPr>
+                <w:rFonts w:ascii="FangSong_GB2312" w:eastAsia="FangSong_GB2312" w:hAnsi="FangSong_GB2312" w:cs="FangSong_GB2312" w:hint="eastAsia"/>
+                <w:kern w:val="0"/>
+                <w:sz w:val="24"/>
+              </w:rPr>
+              <w:t xml:space="preserve">课程思政融入点</w:t>
             </w:r>
           </w:p>
         </w:tc>
@@ -1874,7 +1711,7 @@
                 <w:kern w:val="0"/>
                 <w:sz w:val="24"/>
               </w:rPr>
-              <w:t xml:space="preserve">【教学组织】课堂实践与操作训练:</w:t>
+              <w:t xml:space="preserve">教学组织学生自查项目需引入情感化动效的切入点，通过自然语言驱动 AI 组装并引入 Framer Motion 过渡代码。通过录屏记录应对环境库报错、状态异常回滚及修复落地的排雷实况。</w:t>
             </w:r>
           </w:p>
           <w:p>
@@ -1896,7 +1733,7 @@
                 <w:kern w:val="0"/>
                 <w:sz w:val="24"/>
               </w:rPr>
-              <w:t xml:space="preserve">1. 实践任务指导：AI 驱动植入跟随/粒子/转场等创意动效组件</w:t>
+              <w:t xml:space="preserve">教学方法项目导引、优秀动效组件赏析、AI 驱动特效接入实拍</w:t>
             </w:r>
           </w:p>
           <w:p>
@@ -1918,7 +1755,7 @@
                 <w:kern w:val="0"/>
                 <w:sz w:val="24"/>
               </w:rPr>
-              <w:t xml:space="preserve">2. 核心任务目标：为项目原型植入至少 2 个创意微动效（如跟手粒子/页面转场/hover 反馈），提交动效演示录屏与 AI 协作对话截图。</w:t>
+              <w:t xml:space="preserve">时间安排约80分钟（1.8实践学时）</w:t>
             </w:r>
           </w:p>
           <w:p>
@@ -1940,73 +1777,7 @@
                 <w:kern w:val="0"/>
                 <w:sz w:val="24"/>
               </w:rPr>
-              <w:t xml:space="preserve">3. 教师巡回指导，及时发现并纠正学生实践中的认知偏差。</w:t>
-            </w:r>
-          </w:p>
-          <w:p>
-            <w:pPr>
-              <w:widowControl/>
-              <w:spacing w:line="400" w:lineRule="exact"/>
-              <w:jc w:val="left"/>
-              <w:rPr>
-                <w:rFonts w:ascii="FangSong_GB2312" w:eastAsia="FangSong_GB2312" w:hAnsi="FangSong_GB2312" w:cs="FangSong_GB2312"/>
-                <w:color w:val="000000"/>
-                <w:kern w:val="0"/>
-                <w:sz w:val="24"/>
-              </w:rPr>
-            </w:pPr>
-            <w:r>
-              <w:rPr>
-                <w:rFonts w:ascii="FangSong_GB2312" w:eastAsia="FangSong_GB2312" w:hAnsi="FangSong_GB2312" w:cs="FangSong_GB2312" w:hint="eastAsia"/>
-                <w:color w:val="000000"/>
-                <w:kern w:val="0"/>
-                <w:sz w:val="24"/>
-              </w:rPr>
-              <w:t xml:space="preserve">【教学方法】项目导引、优秀动效组件赏析、AI 驱动特效接入实拍</w:t>
-            </w:r>
-          </w:p>
-          <w:p>
-            <w:pPr>
-              <w:widowControl/>
-              <w:spacing w:line="400" w:lineRule="exact"/>
-              <w:jc w:val="left"/>
-              <w:rPr>
-                <w:rFonts w:ascii="FangSong_GB2312" w:eastAsia="FangSong_GB2312" w:hAnsi="FangSong_GB2312" w:cs="FangSong_GB2312"/>
-                <w:color w:val="000000"/>
-                <w:kern w:val="0"/>
-                <w:sz w:val="24"/>
-              </w:rPr>
-            </w:pPr>
-            <w:r>
-              <w:rPr>
-                <w:rFonts w:ascii="FangSong_GB2312" w:eastAsia="FangSong_GB2312" w:hAnsi="FangSong_GB2312" w:cs="FangSong_GB2312" w:hint="eastAsia"/>
-                <w:color w:val="000000"/>
-                <w:kern w:val="0"/>
-                <w:sz w:val="24"/>
-              </w:rPr>
-              <w:t xml:space="preserve">【时间安排】约80分钟（1.8实践学时）</w:t>
-            </w:r>
-          </w:p>
-          <w:p>
-            <w:pPr>
-              <w:widowControl/>
-              <w:spacing w:line="400" w:lineRule="exact"/>
-              <w:jc w:val="left"/>
-              <w:rPr>
-                <w:rFonts w:ascii="FangSong_GB2312" w:eastAsia="FangSong_GB2312" w:hAnsi="FangSong_GB2312" w:cs="FangSong_GB2312"/>
-                <w:color w:val="000000"/>
-                <w:kern w:val="0"/>
-                <w:sz w:val="24"/>
-              </w:rPr>
-            </w:pPr>
-            <w:r>
-              <w:rPr>
-                <w:rFonts w:ascii="FangSong_GB2312" w:eastAsia="FangSong_GB2312" w:hAnsi="FangSong_GB2312" w:cs="FangSong_GB2312" w:hint="eastAsia"/>
-                <w:color w:val="000000"/>
-                <w:kern w:val="0"/>
-                <w:sz w:val="24"/>
-              </w:rPr>
-              <w:t xml:space="preserve">【课堂思考】</w:t>
+              <w:t xml:space="preserve">课堂思考</w:t>
             </w:r>
           </w:p>
         </w:tc>
@@ -2118,7 +1889,7 @@
                 <w:kern w:val="0"/>
                 <w:sz w:val="24"/>
               </w:rPr>
-              <w:t xml:space="preserve">【教学组织】知识凝练与教学反思:</w:t>
+              <w:t xml:space="preserve">教学组织梳理动效接入与知识回环地图，明确指出切忌滥用大模型算力导致“雷神之锤”浮夸特效的伦理问题。要求学员组间互评性能排雷指标与降级网络防御网有效性，引出下周全面迈向系统级逻辑排障的艰苦课程预告。</w:t>
             </w:r>
           </w:p>
           <w:p>
@@ -2140,7 +1911,7 @@
                 <w:kern w:val="0"/>
                 <w:sz w:val="24"/>
               </w:rPr>
-              <w:t xml:space="preserve">1. 归纳梳理：动效演示互评，预告排障与兜底</w:t>
+              <w:t xml:space="preserve">时间安排约10分钟（0.2实践学时）</w:t>
             </w:r>
           </w:p>
           <w:p>
@@ -2162,73 +1933,7 @@
                 <w:kern w:val="0"/>
                 <w:sz w:val="24"/>
               </w:rPr>
-              <w:t xml:space="preserve">2. 强化记忆：系统性总结本节课核心知识点与技能框架。</w:t>
-            </w:r>
-          </w:p>
-          <w:p>
-            <w:pPr>
-              <w:widowControl/>
-              <w:spacing w:line="400" w:lineRule="exact"/>
-              <w:jc w:val="left"/>
-              <w:rPr>
-                <w:rFonts w:ascii="FangSong_GB2312" w:eastAsia="FangSong_GB2312" w:hAnsi="FangSong_GB2312" w:cs="FangSong_GB2312"/>
-                <w:color w:val="000000"/>
-                <w:kern w:val="0"/>
-                <w:sz w:val="24"/>
-              </w:rPr>
-            </w:pPr>
-            <w:r>
-              <w:rPr>
-                <w:rFonts w:ascii="FangSong_GB2312" w:eastAsia="FangSong_GB2312" w:hAnsi="FangSong_GB2312" w:cs="FangSong_GB2312" w:hint="eastAsia"/>
-                <w:color w:val="000000"/>
-                <w:kern w:val="0"/>
-                <w:sz w:val="24"/>
-              </w:rPr>
-              <w:t xml:space="preserve">3. 布置课后延伸思考与预习任务。</w:t>
-            </w:r>
-          </w:p>
-          <w:p>
-            <w:pPr>
-              <w:widowControl/>
-              <w:spacing w:line="400" w:lineRule="exact"/>
-              <w:jc w:val="left"/>
-              <w:rPr>
-                <w:rFonts w:ascii="FangSong_GB2312" w:eastAsia="FangSong_GB2312" w:hAnsi="FangSong_GB2312" w:cs="FangSong_GB2312"/>
-                <w:color w:val="000000"/>
-                <w:kern w:val="0"/>
-                <w:sz w:val="24"/>
-              </w:rPr>
-            </w:pPr>
-            <w:r>
-              <w:rPr>
-                <w:rFonts w:ascii="FangSong_GB2312" w:eastAsia="FangSong_GB2312" w:hAnsi="FangSong_GB2312" w:cs="FangSong_GB2312" w:hint="eastAsia"/>
-                <w:color w:val="000000"/>
-                <w:kern w:val="0"/>
-                <w:sz w:val="24"/>
-              </w:rPr>
-              <w:t xml:space="preserve">【时间安排】约10分钟（0.2实践学时）</w:t>
-            </w:r>
-          </w:p>
-          <w:p>
-            <w:pPr>
-              <w:widowControl/>
-              <w:spacing w:line="400" w:lineRule="exact"/>
-              <w:jc w:val="left"/>
-              <w:rPr>
-                <w:rFonts w:ascii="FangSong_GB2312" w:eastAsia="FangSong_GB2312" w:hAnsi="FangSong_GB2312" w:cs="FangSong_GB2312"/>
-                <w:color w:val="000000"/>
-                <w:kern w:val="0"/>
-                <w:sz w:val="24"/>
-              </w:rPr>
-            </w:pPr>
-            <w:r>
-              <w:rPr>
-                <w:rFonts w:ascii="FangSong_GB2312" w:eastAsia="FangSong_GB2312" w:hAnsi="FangSong_GB2312" w:cs="FangSong_GB2312" w:hint="eastAsia"/>
-                <w:color w:val="000000"/>
-                <w:kern w:val="0"/>
-                <w:sz w:val="24"/>
-              </w:rPr>
-              <w:t xml:space="preserve">【课程回顾与反思】</w:t>
+              <w:t xml:space="preserve">课程回顾与反思</w:t>
             </w:r>
           </w:p>
         </w:tc>
@@ -2309,7 +2014,7 @@
                 <w:kern w:val="0"/>
                 <w:sz w:val="24"/>
               </w:rPr>
-              <w:t xml:space="preserve">为项目原型植入至少 2 个创意微动效（如跟手粒子/页面转场/hover 反馈），提交动效演示录屏与 AI 协作对话截图。</w:t>
+              <w:t xml:space="preserve">组件预研匹配，利用 AI 大模型协作完成实际项目中目标动效代码（如状态流转、磁吸阻尼）的无缝接入，实操排查解决依赖丢失或 React 节点冲突等报错，并记录技术修复过程。</w:t>
             </w:r>
           </w:p>
         </w:tc>
